--- a/templates/MODELO_CONTRATO_SANEAMIENTO.docx
+++ b/templates/MODELO_CONTRATO_SANEAMIENTO.docx
@@ -614,7 +614,7 @@
                       <w:sz w:val="28"/>
                       <w:szCs w:val="28"/>
                     </w:rPr>
-                    <w:t>MADRID</w:t>
+                    <w:t xml:space="preserve">[[PROVINCIA]]</w:t>
                   </w:r>
                 </w:p>
                 <w:p>
@@ -645,17 +645,7 @@
                       <w:szCs w:val="28"/>
                       <w:u w:val="single"/>
                     </w:rPr>
-                    <w:t>ADMINISTRACION</w:t>
-                  </w:r>
-                  <w:r>
-                    <w:rPr>
-                      <w:rFonts w:ascii="Calibri" w:hAnsi="Calibri"/>
-                      <w:b/>
-                      <w:bCs/>
-                      <w:sz w:val="28"/>
-                      <w:szCs w:val="28"/>
-                    </w:rPr>
-                    <w:t>:</w:t>
+                    <w:t xml:space="preserve">[[ADMINISTRACION_LABEL]]</w:t>
                   </w:r>
                 </w:p>
                 <w:p>
@@ -676,7 +666,7 @@
                       <w:sz w:val="28"/>
                       <w:szCs w:val="28"/>
                     </w:rPr>
-                    <w:t>[[ADMINISTRACION]]</w:t>
+                    <w:t xml:space="preserve">[[ADMINISTRACION]] [[ADMINISTRACION_PROVINCIA]]</w:t>
                   </w:r>
                 </w:p>
                 <w:p>
@@ -689,16 +679,6 @@
                       <w:szCs w:val="28"/>
                     </w:rPr>
                   </w:pPr>
-                  <w:r>
-                    <w:rPr>
-                      <w:rFonts w:ascii="Calibri" w:hAnsi="Calibri"/>
-                      <w:b/>
-                      <w:bCs/>
-                      <w:sz w:val="28"/>
-                      <w:szCs w:val="28"/>
-                    </w:rPr>
-                    <w:t>MADRID</w:t>
-                  </w:r>
                 </w:p>
                 <w:tbl>
                   <w:tblPr>
@@ -1535,14 +1515,7 @@
           <w:sz w:val="24"/>
           <w:szCs w:val="28"/>
         </w:rPr>
-        <w:t xml:space="preserve">Madrid, a </w:t>
-      </w:r>
-      <w:r>
-        <w:rPr>
-          <w:rFonts w:ascii="Calibri" w:hAnsi="Calibri"/>
-          <w:szCs w:val="22"/>
-        </w:rPr>
-        <w:t>[[FECHA_CONTRATO]]</w:t>
+        <w:t>Madrid a [[FECHA_LARGA]]</w:t>
       </w:r>
     </w:p>
     <w:p>
@@ -2780,14 +2753,7 @@
           <w:rFonts w:ascii="Calibri" w:hAnsi="Calibri"/>
           <w:szCs w:val="22"/>
         </w:rPr>
-        <w:t xml:space="preserve">En Madrid, a </w:t>
-      </w:r>
-      <w:r>
-        <w:rPr>
-          <w:rFonts w:ascii="Calibri" w:hAnsi="Calibri"/>
-          <w:szCs w:val="22"/>
-        </w:rPr>
-        <w:t>[[FECHA_CONTRATO]]</w:t>
+        <w:t>En Madrid a [[FECHA_LARGA]]</w:t>
       </w:r>
     </w:p>
     <w:p>
@@ -3054,7 +3020,7 @@
           <w:color w:val="auto"/>
           <w:szCs w:val="22"/>
         </w:rPr>
-        <w:t>DE FNISTERRE N.º 9</w:t>
+        <w:t>[[SERVICIO_COMUNIDAD]]</w:t>
       </w:r>
       <w:r>
         <w:rPr>
@@ -6072,582 +6038,14 @@
           <w:szCs w:val="22"/>
         </w:rPr>
       </w:pPr>
-      <w:r>
-        <w:rPr>
-          <w:rFonts w:ascii="Calibri" w:hAnsi="Calibri"/>
-          <w:sz w:val="22"/>
-          <w:szCs w:val="22"/>
-        </w:rPr>
-        <w:lastRenderedPageBreak/>
-        <w:t>2️</w:t>
-      </w:r>
-      <w:r>
-        <w:rPr>
-          <w:rFonts w:ascii="Segoe UI Symbol" w:hAnsi="Segoe UI Symbol" w:cs="Segoe UI Symbol"/>
-          <w:sz w:val="22"/>
-          <w:szCs w:val="22"/>
-        </w:rPr>
-        <w:t>⃣</w:t>
-      </w:r>
-      <w:r>
-        <w:rPr>
-          <w:rFonts w:ascii="Calibri" w:hAnsi="Calibri"/>
-          <w:sz w:val="22"/>
-          <w:szCs w:val="22"/>
-        </w:rPr>
-        <w:t xml:space="preserve"> Sustituir SOLO los datos variables por campos </w:t>
-      </w:r>
-    </w:p>
-    <w:p>
-      <w:pPr>
-        <w:pStyle w:val="Textoindependiente2"/>
-        <w:jc w:val="center"/>
-        <w:rPr>
-          <w:rFonts w:ascii="Calibri" w:hAnsi="Calibri"/>
-          <w:sz w:val="22"/>
-          <w:szCs w:val="22"/>
-        </w:rPr>
-      </w:pPr>
-      <w:r>
-        <w:rPr>
-          <w:rFonts w:ascii="Segoe UI Emoji" w:hAnsi="Segoe UI Emoji" w:cs="Segoe UI Emoji"/>
-          <w:sz w:val="22"/>
-          <w:szCs w:val="22"/>
-        </w:rPr>
-        <w:t>⚠️</w:t>
-      </w:r>
-      <w:r>
-        <w:rPr>
-          <w:rFonts w:ascii="Calibri" w:hAnsi="Calibri"/>
-          <w:sz w:val="22"/>
-          <w:szCs w:val="22"/>
-        </w:rPr>
-        <w:t xml:space="preserve"> Esto se hace una sola vez.</w:t>
-      </w:r>
-      <w:r>
-        <w:rPr>
-          <w:rFonts w:ascii="Calibri" w:hAnsi="Calibri"/>
-          <w:sz w:val="22"/>
-          <w:szCs w:val="22"/>
-        </w:rPr>
-        <w:br/>
-      </w:r>
-      <w:r>
-        <w:rPr>
-          <w:rFonts w:ascii="Segoe UI Emoji" w:hAnsi="Segoe UI Emoji" w:cs="Segoe UI Emoji"/>
-          <w:sz w:val="22"/>
-          <w:szCs w:val="22"/>
-        </w:rPr>
-        <w:t>⚠️</w:t>
-      </w:r>
-      <w:r>
-        <w:rPr>
-          <w:rFonts w:ascii="Calibri" w:hAnsi="Calibri"/>
-          <w:sz w:val="22"/>
-          <w:szCs w:val="22"/>
-        </w:rPr>
-        <w:t xml:space="preserve"> No tocar textos legales ni t</w:t>
-      </w:r>
-      <w:r>
-        <w:rPr>
-          <w:rFonts w:ascii="Calibri" w:hAnsi="Calibri" w:cs="Calibri"/>
-          <w:sz w:val="22"/>
-          <w:szCs w:val="22"/>
-        </w:rPr>
-        <w:t>é</w:t>
-      </w:r>
-      <w:r>
-        <w:rPr>
-          <w:rFonts w:ascii="Calibri" w:hAnsi="Calibri"/>
-          <w:sz w:val="22"/>
-          <w:szCs w:val="22"/>
-        </w:rPr>
-        <w:t>cnicos.</w:t>
-      </w:r>
-    </w:p>
-    <w:p>
-      <w:pPr>
-        <w:pStyle w:val="Textoindependiente2"/>
-        <w:jc w:val="center"/>
-        <w:rPr>
-          <w:rFonts w:ascii="Calibri" w:hAnsi="Calibri"/>
-          <w:sz w:val="22"/>
-          <w:szCs w:val="22"/>
-        </w:rPr>
-      </w:pPr>
-      <w:r>
-        <w:rPr>
-          <w:rFonts w:ascii="Calibri" w:hAnsi="Calibri"/>
-          <w:sz w:val="22"/>
-          <w:szCs w:val="22"/>
-        </w:rPr>
-        <w:t>Cambios a realizar:</w:t>
-      </w:r>
-    </w:p>
-    <w:p>
-      <w:pPr>
-        <w:pStyle w:val="Textoindependiente2"/>
-        <w:numPr>
-          <w:ilvl w:val="0"/>
-          <w:numId w:val="26"/>
-        </w:numPr>
-        <w:jc w:val="center"/>
-        <w:rPr>
-          <w:rFonts w:ascii="Calibri" w:hAnsi="Calibri"/>
-          <w:sz w:val="22"/>
-          <w:szCs w:val="22"/>
-        </w:rPr>
-      </w:pPr>
-      <w:r>
-        <w:rPr>
-          <w:rFonts w:ascii="Calibri" w:hAnsi="Calibri"/>
-          <w:sz w:val="22"/>
-          <w:szCs w:val="22"/>
-        </w:rPr>
-        <w:t>2197/26 → [[CONTRATO_NUM]]</w:t>
-      </w:r>
-    </w:p>
-    <w:p>
-      <w:pPr>
-        <w:pStyle w:val="Textoindependiente2"/>
-        <w:numPr>
-          <w:ilvl w:val="0"/>
-          <w:numId w:val="26"/>
-        </w:numPr>
-        <w:jc w:val="center"/>
-        <w:rPr>
-          <w:rFonts w:ascii="Calibri" w:hAnsi="Calibri"/>
-          <w:sz w:val="22"/>
-          <w:szCs w:val="22"/>
-        </w:rPr>
-      </w:pPr>
-      <w:r>
-        <w:rPr>
-          <w:rFonts w:ascii="Calibri" w:hAnsi="Calibri"/>
-          <w:sz w:val="22"/>
-          <w:szCs w:val="22"/>
-        </w:rPr>
-        <w:t>22/01/2026 → [[FECHA_CONTRATO]]</w:t>
-      </w:r>
-    </w:p>
-    <w:p>
-      <w:pPr>
-        <w:pStyle w:val="Textoindependiente2"/>
-        <w:numPr>
-          <w:ilvl w:val="0"/>
-          <w:numId w:val="26"/>
-        </w:numPr>
-        <w:jc w:val="center"/>
-        <w:rPr>
-          <w:rFonts w:ascii="Calibri" w:hAnsi="Calibri"/>
-          <w:sz w:val="22"/>
-          <w:szCs w:val="22"/>
-        </w:rPr>
-      </w:pPr>
-      <w:r>
-        <w:rPr>
-          <w:rFonts w:ascii="Calibri" w:hAnsi="Calibri"/>
-          <w:sz w:val="22"/>
-          <w:szCs w:val="22"/>
-        </w:rPr>
-        <w:t>C.P. DE FINISTERRE N.º 9 → [[SERVICIO_COMUNIDAD]]</w:t>
-      </w:r>
-    </w:p>
-    <w:p>
-      <w:pPr>
-        <w:pStyle w:val="Textoindependiente2"/>
-        <w:numPr>
-          <w:ilvl w:val="0"/>
-          <w:numId w:val="26"/>
-        </w:numPr>
-        <w:jc w:val="center"/>
-        <w:rPr>
-          <w:rFonts w:ascii="Calibri" w:hAnsi="Calibri"/>
-          <w:sz w:val="22"/>
-          <w:szCs w:val="22"/>
-        </w:rPr>
-      </w:pPr>
-      <w:r>
-        <w:rPr>
-          <w:rFonts w:ascii="Calibri" w:hAnsi="Calibri"/>
-          <w:sz w:val="22"/>
-          <w:szCs w:val="22"/>
-        </w:rPr>
-        <w:t>MANTENIMIENTO C.P. DE FINISTERRE N.º 9 →</w:t>
-      </w:r>
-      <w:r>
-        <w:rPr>
-          <w:rFonts w:ascii="Calibri" w:hAnsi="Calibri"/>
-          <w:sz w:val="22"/>
-          <w:szCs w:val="22"/>
-        </w:rPr>
-        <w:br/>
-        <w:t>MANTENIMIENTO [[SERVICIO_COMUNIDAD]]</w:t>
-      </w:r>
-    </w:p>
-    <w:p>
-      <w:pPr>
-        <w:pStyle w:val="Textoindependiente2"/>
-        <w:numPr>
-          <w:ilvl w:val="0"/>
-          <w:numId w:val="26"/>
-        </w:numPr>
-        <w:jc w:val="center"/>
-        <w:rPr>
-          <w:rFonts w:ascii="Calibri" w:hAnsi="Calibri"/>
-          <w:sz w:val="22"/>
-          <w:szCs w:val="22"/>
-        </w:rPr>
-      </w:pPr>
-      <w:r>
-        <w:rPr>
-          <w:rFonts w:ascii="Calibri" w:hAnsi="Calibri"/>
-          <w:sz w:val="22"/>
-          <w:szCs w:val="22"/>
-        </w:rPr>
-        <w:t>945,00 → [[IMPORTE_ANUAL]]</w:t>
-      </w:r>
-    </w:p>
-    <w:p>
-      <w:pPr>
-        <w:pStyle w:val="Textoindependiente2"/>
-        <w:jc w:val="center"/>
-        <w:rPr>
-          <w:rFonts w:ascii="Calibri" w:hAnsi="Calibri"/>
-          <w:sz w:val="22"/>
-          <w:szCs w:val="22"/>
-        </w:rPr>
-      </w:pPr>
-      <w:r>
-        <w:rPr>
-          <w:rFonts w:ascii="Calibri" w:hAnsi="Calibri"/>
-          <w:sz w:val="22"/>
-          <w:szCs w:val="22"/>
-        </w:rPr>
-        <w:t>Bloque CLIENTE:</w:t>
-      </w:r>
-    </w:p>
-    <w:p>
-      <w:pPr>
-        <w:pStyle w:val="Textoindependiente2"/>
-        <w:numPr>
-          <w:ilvl w:val="0"/>
-          <w:numId w:val="27"/>
-        </w:numPr>
-        <w:jc w:val="center"/>
-        <w:rPr>
-          <w:rFonts w:ascii="Calibri" w:hAnsi="Calibri"/>
-          <w:sz w:val="22"/>
-          <w:szCs w:val="22"/>
-        </w:rPr>
-      </w:pPr>
-      <w:r>
-        <w:rPr>
-          <w:rFonts w:ascii="Calibri" w:hAnsi="Calibri"/>
-          <w:sz w:val="22"/>
-          <w:szCs w:val="22"/>
-        </w:rPr>
-        <w:t>COMUNIDAD DE PROPIETARIOS → [[CLIENTE_NOMBRE]]</w:t>
-      </w:r>
-    </w:p>
-    <w:p>
-      <w:pPr>
-        <w:pStyle w:val="Textoindependiente2"/>
-        <w:numPr>
-          <w:ilvl w:val="0"/>
-          <w:numId w:val="27"/>
-        </w:numPr>
-        <w:jc w:val="center"/>
-        <w:rPr>
-          <w:rFonts w:ascii="Calibri" w:hAnsi="Calibri"/>
-          <w:sz w:val="22"/>
-          <w:szCs w:val="22"/>
-        </w:rPr>
-      </w:pPr>
-      <w:r>
-        <w:rPr>
-          <w:rFonts w:ascii="Calibri" w:hAnsi="Calibri"/>
-          <w:sz w:val="22"/>
-          <w:szCs w:val="22"/>
-        </w:rPr>
-        <w:t>Dirección completa → [[CLIENTE_DIRECCION]]</w:t>
-      </w:r>
-    </w:p>
-    <w:p>
-      <w:pPr>
-        <w:pStyle w:val="Textoindependiente2"/>
-        <w:jc w:val="center"/>
-        <w:rPr>
-          <w:rFonts w:ascii="Calibri" w:hAnsi="Calibri"/>
-          <w:sz w:val="22"/>
-          <w:szCs w:val="22"/>
-        </w:rPr>
-      </w:pPr>
-      <w:r>
-        <w:rPr>
-          <w:rFonts w:ascii="Calibri" w:hAnsi="Calibri"/>
-          <w:sz w:val="22"/>
-          <w:szCs w:val="22"/>
-        </w:rPr>
-        <w:t>Bloque ADMINISTRACIÓN:</w:t>
-      </w:r>
-    </w:p>
-    <w:p>
-      <w:pPr>
-        <w:pStyle w:val="Textoindependiente2"/>
-        <w:numPr>
-          <w:ilvl w:val="0"/>
-          <w:numId w:val="28"/>
-        </w:numPr>
-        <w:jc w:val="center"/>
-        <w:rPr>
-          <w:rFonts w:ascii="Calibri" w:hAnsi="Calibri"/>
-          <w:sz w:val="22"/>
-          <w:szCs w:val="22"/>
-        </w:rPr>
-      </w:pPr>
-      <w:r>
-        <w:rPr>
-          <w:rFonts w:ascii="Calibri" w:hAnsi="Calibri"/>
-          <w:sz w:val="22"/>
-          <w:szCs w:val="22"/>
-        </w:rPr>
-        <w:t>AGISA → [[ADMINISTRACION]]</w:t>
-      </w:r>
-    </w:p>
-    <w:p>
-      <w:pPr>
-        <w:pStyle w:val="Textoindependiente2"/>
-        <w:jc w:val="center"/>
-        <w:rPr>
-          <w:rFonts w:ascii="Calibri" w:hAnsi="Calibri"/>
-          <w:sz w:val="22"/>
-          <w:szCs w:val="22"/>
-        </w:rPr>
-      </w:pPr>
-      <w:r>
-        <w:rPr>
-          <w:rFonts w:ascii="Segoe UI Emoji" w:hAnsi="Segoe UI Emoji" w:cs="Segoe UI Emoji"/>
-          <w:sz w:val="22"/>
-          <w:szCs w:val="22"/>
-        </w:rPr>
-        <w:t>👉</w:t>
-      </w:r>
-      <w:r>
-        <w:rPr>
-          <w:rFonts w:ascii="Calibri" w:hAnsi="Calibri"/>
-          <w:sz w:val="22"/>
-          <w:szCs w:val="22"/>
-        </w:rPr>
-        <w:t xml:space="preserve"> Si un dato se repite en varias partes del documento, sustituirlo en todas.</w:t>
-      </w:r>
-    </w:p>
-    <w:p>
-      <w:pPr>
-        <w:pStyle w:val="Textoindependiente2"/>
-        <w:jc w:val="center"/>
-        <w:rPr>
-          <w:rFonts w:ascii="Calibri" w:hAnsi="Calibri"/>
-          <w:sz w:val="22"/>
-          <w:szCs w:val="22"/>
-        </w:rPr>
-      </w:pPr>
-      <w:r>
-        <w:rPr>
-          <w:rFonts w:ascii="Calibri" w:hAnsi="Calibri"/>
-          <w:sz w:val="22"/>
-          <w:szCs w:val="22"/>
-        </w:rPr>
-        <w:pict w14:anchorId="05F5FB87">
-          <v:rect id="_x0000_i1025" style="width:0;height:1.5pt" o:hralign="center" o:hrstd="t" o:hr="t" fillcolor="#a0a0a0" stroked="f"/>
-        </w:pict>
-      </w:r>
-    </w:p>
-    <w:p>
-      <w:pPr>
-        <w:pStyle w:val="Textoindependiente2"/>
-        <w:jc w:val="center"/>
-        <w:rPr>
-          <w:rFonts w:ascii="Calibri" w:hAnsi="Calibri"/>
-          <w:sz w:val="22"/>
-          <w:szCs w:val="22"/>
-        </w:rPr>
-      </w:pPr>
-      <w:r>
-        <w:rPr>
-          <w:rFonts w:ascii="Calibri" w:hAnsi="Calibri"/>
-          <w:sz w:val="22"/>
-          <w:szCs w:val="22"/>
-        </w:rPr>
-        <w:t>3️</w:t>
-      </w:r>
-      <w:r>
-        <w:rPr>
-          <w:rFonts w:ascii="Segoe UI Symbol" w:hAnsi="Segoe UI Symbol" w:cs="Segoe UI Symbol"/>
-          <w:sz w:val="22"/>
-          <w:szCs w:val="22"/>
-        </w:rPr>
-        <w:t>⃣</w:t>
-      </w:r>
-      <w:r>
-        <w:rPr>
-          <w:rFonts w:ascii="Calibri" w:hAnsi="Calibri"/>
-          <w:sz w:val="22"/>
-          <w:szCs w:val="22"/>
-        </w:rPr>
-        <w:t xml:space="preserve"> NO TOCAR BAJO NING</w:t>
-      </w:r>
-      <w:r>
-        <w:rPr>
-          <w:rFonts w:ascii="Calibri" w:hAnsi="Calibri" w:cs="Calibri"/>
-          <w:sz w:val="22"/>
-          <w:szCs w:val="22"/>
-        </w:rPr>
-        <w:t>Ú</w:t>
-      </w:r>
-      <w:r>
-        <w:rPr>
-          <w:rFonts w:ascii="Calibri" w:hAnsi="Calibri"/>
-          <w:sz w:val="22"/>
-          <w:szCs w:val="22"/>
-        </w:rPr>
-        <w:t>N CONCEPTO</w:t>
-      </w:r>
-    </w:p>
-    <w:p>
-      <w:pPr>
-        <w:pStyle w:val="Textoindependiente2"/>
-        <w:jc w:val="center"/>
-        <w:rPr>
-          <w:rFonts w:ascii="Calibri" w:hAnsi="Calibri"/>
-          <w:sz w:val="22"/>
-          <w:szCs w:val="22"/>
-        </w:rPr>
-      </w:pPr>
-      <w:r>
-        <w:rPr>
-          <w:rFonts w:ascii="Segoe UI Emoji" w:hAnsi="Segoe UI Emoji" w:cs="Segoe UI Emoji"/>
-          <w:sz w:val="22"/>
-          <w:szCs w:val="22"/>
-        </w:rPr>
-        <w:t>🚫</w:t>
-      </w:r>
-      <w:r>
-        <w:rPr>
-          <w:rFonts w:ascii="Calibri" w:hAnsi="Calibri"/>
-          <w:sz w:val="22"/>
-          <w:szCs w:val="22"/>
-        </w:rPr>
-        <w:t xml:space="preserve"> El texto del Pliego de Condiciones</w:t>
-      </w:r>
-      <w:r>
-        <w:rPr>
-          <w:rFonts w:ascii="Calibri" w:hAnsi="Calibri"/>
-          <w:sz w:val="22"/>
-          <w:szCs w:val="22"/>
-        </w:rPr>
-        <w:br/>
-      </w:r>
-      <w:r>
-        <w:rPr>
-          <w:rFonts w:ascii="Segoe UI Emoji" w:hAnsi="Segoe UI Emoji" w:cs="Segoe UI Emoji"/>
-          <w:sz w:val="22"/>
-          <w:szCs w:val="22"/>
-        </w:rPr>
-        <w:t>🚫</w:t>
-      </w:r>
-      <w:r>
-        <w:rPr>
-          <w:rFonts w:ascii="Calibri" w:hAnsi="Calibri"/>
-          <w:sz w:val="22"/>
-          <w:szCs w:val="22"/>
-        </w:rPr>
-        <w:t xml:space="preserve"> El bloque de Prevención de Riesgos Laborales (PRL)</w:t>
-      </w:r>
-      <w:r>
-        <w:rPr>
-          <w:rFonts w:ascii="Calibri" w:hAnsi="Calibri"/>
-          <w:sz w:val="22"/>
-          <w:szCs w:val="22"/>
-        </w:rPr>
-        <w:br/>
-      </w:r>
-      <w:r>
-        <w:rPr>
-          <w:rFonts w:ascii="Segoe UI Emoji" w:hAnsi="Segoe UI Emoji" w:cs="Segoe UI Emoji"/>
-          <w:sz w:val="22"/>
-          <w:szCs w:val="22"/>
-        </w:rPr>
-        <w:t>🚫</w:t>
-      </w:r>
-      <w:r>
-        <w:rPr>
-          <w:rFonts w:ascii="Calibri" w:hAnsi="Calibri"/>
-          <w:sz w:val="22"/>
-          <w:szCs w:val="22"/>
-        </w:rPr>
-        <w:t xml:space="preserve"> La redacción de párrafos</w:t>
-      </w:r>
-      <w:r>
-        <w:rPr>
-          <w:rFonts w:ascii="Calibri" w:hAnsi="Calibri"/>
-          <w:sz w:val="22"/>
-          <w:szCs w:val="22"/>
-        </w:rPr>
-        <w:br/>
-      </w:r>
-      <w:r>
-        <w:rPr>
-          <w:rFonts w:ascii="Segoe UI Emoji" w:hAnsi="Segoe UI Emoji" w:cs="Segoe UI Emoji"/>
-          <w:sz w:val="22"/>
-          <w:szCs w:val="22"/>
-        </w:rPr>
-        <w:t>🚫</w:t>
-      </w:r>
-      <w:r>
-        <w:rPr>
-          <w:rFonts w:ascii="Calibri" w:hAnsi="Calibri"/>
-          <w:sz w:val="22"/>
-          <w:szCs w:val="22"/>
-        </w:rPr>
-        <w:t xml:space="preserve"> El formato, logos, cabeceras o pies</w:t>
-      </w:r>
-    </w:p>
-    <w:p>
-      <w:pPr>
-        <w:pStyle w:val="Textoindependiente2"/>
-        <w:jc w:val="center"/>
-        <w:rPr>
-          <w:rFonts w:ascii="Calibri" w:hAnsi="Calibri"/>
-          <w:sz w:val="22"/>
-          <w:szCs w:val="22"/>
-        </w:rPr>
-      </w:pPr>
-      <w:r>
-        <w:rPr>
-          <w:rFonts w:ascii="Calibri" w:hAnsi="Calibri"/>
-          <w:sz w:val="22"/>
-          <w:szCs w:val="22"/>
-        </w:rPr>
-        <w:t>El PRL es texto fijo y debe quedarse tal cual.</w:t>
-      </w:r>
-    </w:p>
-    <w:p>
-      <w:pPr>
-        <w:pStyle w:val="Textoindependiente2"/>
-        <w:jc w:val="center"/>
-        <w:rPr>
-          <w:rFonts w:ascii="Calibri" w:hAnsi="Calibri"/>
-          <w:sz w:val="22"/>
-          <w:szCs w:val="22"/>
-        </w:rPr>
-      </w:pPr>
     </w:p>
     <w:sectPr>
       <w:headerReference w:type="default" r:id="rId9"/>
       <w:footerReference w:type="default" r:id="rId10"/>
       <w:headerReference w:type="first" r:id="rId11"/>
       <w:footerReference w:type="first" r:id="rId12"/>
+      <w:headerReference w:type="even" r:id="rId15"/>
+      <w:footerReference w:type="even" r:id="rId16"/>
       <w:pgSz w:w="11906" w:h="16838"/>
       <w:pgMar w:top="1417" w:right="746" w:bottom="1417" w:left="1701" w:header="708" w:footer="708" w:gutter="0"/>
       <w:cols w:space="708"/>
@@ -7247,6 +6645,16 @@
 </w:ftr>
 </file>
 
+<file path=word/footer3.xml><?xml version="1.0" encoding="utf-8"?>
+<w:ftr xmlns:m="http://schemas.openxmlformats.org/officeDocument/2006/math" xmlns:mc="http://schemas.openxmlformats.org/markup-compatibility/2006" xmlns:mo="http://schemas.microsoft.com/office/mac/office/2008/main" xmlns:mv="urn:schemas-microsoft-com:mac:vml" xmlns:o="urn:schemas-microsoft-com:office:office" xmlns:r="http://schemas.openxmlformats.org/officeDocument/2006/relationships" xmlns:v="urn:schemas-microsoft-com:vml" xmlns:w10="urn:schemas-microsoft-com:office:word" xmlns:w14="http://schemas.microsoft.com/office/word/2010/wordml" xmlns:w="http://schemas.openxmlformats.org/wordprocessingml/2006/main" xmlns:wne="http://schemas.microsoft.com/office/word/2006/wordml" xmlns:wp14="http://schemas.microsoft.com/office/word/2010/wordprocessingDrawing" xmlns:wp="http://schemas.openxmlformats.org/drawingml/2006/wordprocessingDrawing" xmlns:wpc="http://schemas.microsoft.com/office/word/2010/wordprocessingCanvas" xmlns:wpg="http://schemas.microsoft.com/office/word/2010/wordprocessingGroup" xmlns:wpi="http://schemas.microsoft.com/office/word/2010/wordprocessingInk" xmlns:wps="http://schemas.microsoft.com/office/word/2010/wordprocessingShape" mc:Ignorable="w14 wp14">
+  <w:p>
+    <w:pPr>
+      <w:pStyle w:val="Footer"/>
+    </w:pPr>
+  </w:p>
+</w:ftr>
+</file>
+
 <file path=word/footnotes.xml><?xml version="1.0" encoding="utf-8"?>
 <w:footnotes xmlns:wpc="http://schemas.microsoft.com/office/word/2010/wordprocessingCanvas" xmlns:cx="http://schemas.microsoft.com/office/drawing/2014/chartex" xmlns:cx1="http://schemas.microsoft.com/office/drawing/2015/9/8/chartex" xmlns:cx2="http://schemas.microsoft.com/office/drawing/2015/10/21/chartex" xmlns:cx3="http://schemas.microsoft.com/office/drawing/2016/5/9/chartex" xmlns:cx4="http://schemas.microsoft.com/office/drawing/2016/5/10/chartex" xmlns:cx5="http://schemas.microsoft.com/office/drawing/2016/5/11/chartex" xmlns:cx6="http://schemas.microsoft.com/office/drawing/2016/5/12/chartex" xmlns:cx7="http://schemas.microsoft.com/office/drawing/2016/5/13/chartex" xmlns:cx8="http://schemas.microsoft.com/office/drawing/2016/5/14/chartex" xmlns:mc="http://schemas.openxmlformats.org/markup-compatibility/2006" xmlns:aink="http://schemas.microsoft.com/office/drawing/2016/ink" xmlns:am3d="http://schemas.microsoft.com/office/drawing/2017/model3d" xmlns:o="urn:schemas-microsoft-com:office:office" xmlns:oel="http://schemas.microsoft.com/office/2019/extlst" xmlns:r="http://schemas.openxmlformats.org/officeDocument/2006/relationships" xmlns:m="http://schemas.openxmlformats.org/officeDocument/2006/math" xmlns:v="urn:schemas-microsoft-com:vml" xmlns:wp14="http://schemas.microsoft.com/office/word/2010/wordprocessingDrawing" xmlns:wp="http://schemas.openxmlformats.org/drawingml/2006/wordprocessingDrawing" xmlns:w10="urn:schemas-microsoft-com:office:word" xmlns:w="http://schemas.openxmlformats.org/wordprocessingml/2006/main" xmlns:w14="http://schemas.microsoft.com/office/word/2010/wordml" xmlns:w15="http://schemas.microsoft.com/office/word/2012/wordml" xmlns:w16cex="http://schemas.microsoft.com/office/word/2018/wordml/cex" xmlns:w16cid="http://schemas.microsoft.com/office/word/2016/wordml/cid" xmlns:w16="http://schemas.microsoft.com/office/word/2018/wordml" xmlns:w16du="http://schemas.microsoft.com/office/word/2023/wordml/word16du" xmlns:w16sdtdh="http://schemas.microsoft.com/office/word/2020/wordml/sdtdatahash" xmlns:w16sdtfl="http://schemas.microsoft.com/office/word/2024/wordml/sdtformatlock" xmlns:w16se="http://schemas.microsoft.com/office/word/2015/wordml/symex" xmlns:wpg="http://schemas.microsoft.com/office/word/2010/wordprocessingGroup" xmlns:wpi="http://schemas.microsoft.com/office/word/2010/wordprocessingInk" xmlns:wne="http://schemas.microsoft.com/office/word/2006/wordml" xmlns:wps="http://schemas.microsoft.com/office/word/2010/wordprocessingShape" mc:Ignorable="w14 w15 w16se w16cid w16 w16cex w16sdtdh w16sdtfl w16du wp14">
   <w:footnote w:type="separator" w:id="-1">
@@ -7797,6 +7205,16 @@
   <w:p>
     <w:pPr>
       <w:pStyle w:val="Encabezado"/>
+    </w:pPr>
+  </w:p>
+</w:hdr>
+</file>
+
+<file path=word/header3.xml><?xml version="1.0" encoding="utf-8"?>
+<w:hdr xmlns:m="http://schemas.openxmlformats.org/officeDocument/2006/math" xmlns:mc="http://schemas.openxmlformats.org/markup-compatibility/2006" xmlns:mo="http://schemas.microsoft.com/office/mac/office/2008/main" xmlns:mv="urn:schemas-microsoft-com:mac:vml" xmlns:o="urn:schemas-microsoft-com:office:office" xmlns:r="http://schemas.openxmlformats.org/officeDocument/2006/relationships" xmlns:v="urn:schemas-microsoft-com:vml" xmlns:w10="urn:schemas-microsoft-com:office:word" xmlns:w14="http://schemas.microsoft.com/office/word/2010/wordml" xmlns:w="http://schemas.openxmlformats.org/wordprocessingml/2006/main" xmlns:wne="http://schemas.microsoft.com/office/word/2006/wordml" xmlns:wp14="http://schemas.microsoft.com/office/word/2010/wordprocessingDrawing" xmlns:wp="http://schemas.openxmlformats.org/drawingml/2006/wordprocessingDrawing" xmlns:wpc="http://schemas.microsoft.com/office/word/2010/wordprocessingCanvas" xmlns:wpg="http://schemas.microsoft.com/office/word/2010/wordprocessingGroup" xmlns:wpi="http://schemas.microsoft.com/office/word/2010/wordprocessingInk" xmlns:wps="http://schemas.microsoft.com/office/word/2010/wordprocessingShape" mc:Ignorable="w14 wp14">
+  <w:p>
+    <w:pPr>
+      <w:pStyle w:val="Header"/>
     </w:pPr>
   </w:p>
 </w:hdr>
